--- a/Calm Chore Terms and Conditions.docx
+++ b/Calm Chore Terms and Conditions.docx
@@ -89,6 +89,14 @@
       </w:pPr>
       <w:r>
         <w:t xml:space="preserve">Only a parent or legal guardian can create a child’s profile - children cannot sign themselves up. By accepting this notice, you’re confirming that you are that child’s parent or legal guardian and that you consent on their behalf.</w:t>
+      </w:r>
+    </w:p>
+    <w:p>
+      <w:pPr>
+        <w:spacing w:after="140"/>
+      </w:pPr>
+      <w:r>
+        <w:t xml:space="preserve">This isn’t a one-time notice you have to remember - the same text stays available any time afterward under Setup → Privacy Policy in the app, along with a plain-language summary of the two things parents most often ask about: automatic proof photo deletion, and that we never collect a child’s real name.</w:t>
       </w:r>
     </w:p>
     <w:p>

--- a/Calm Chore Terms and Conditions.docx
+++ b/Calm Chore Terms and Conditions.docx
@@ -48,7 +48,7 @@
         <w:t xml:space="preserve">Legal review notice: </w:t>
       </w:r>
       <w:r>
-        <w:t xml:space="preserve">This document is a product-level draft written to reflect the requirements of the Children's Online Privacy Protection Act (COPPA) as amended, effective 2026, and Calm Chore's own data practices as specified elsewhere in the product spec. It is not legal advice. Before this notice is shown to real users, it should be reviewed and finalized by a licensed attorney familiar with COPPA and any other applicable children's privacy laws (e.g. state-level laws, or equivalents outside the US if the app is used there).</w:t>
+        <w:t xml:space="preserve">This document is a product-level draft written to reflect the requirements of the Children's Online Privacy Protection Act (COPPA) as amended, effective 2026, and Calm Chore's own data practices as specified elsewhere in the product spec. It is not legal advice. Before this notice is shown to real users, it should be reviewed and finalized by a licensed attorney familiar with COPPA and any other applicable children's privacy laws (e.g. state-level laws, or equivalents outside the US if the app is used there). In particular, please have counsel specifically confirm that a single in-app checkbox (Section 12), without a follow-up confirmation email, is sufficient verifiable parental consent for this app's data practices - COPPA recognizes multiple acceptable consent methods with different technical requirements, and this draft has chosen the simplest one.</w:t>
       </w:r>
     </w:p>
     <w:p>
@@ -456,7 +456,7 @@
         <w:spacing w:after="80"/>
       </w:pPr>
       <w:r>
-        <w:t xml:space="preserve">A child can only search for another child by nickname, never by real name, so they can’t be found by someone who isn’t already an intended contact.</w:t>
+        <w:t xml:space="preserve">A child can only search for another child by nickname - there’s no real name in the system to search by in the first place, and their login username is never searchable or shown to other families - so they can’t be found by someone who isn’t already an intended contact.</w:t>
       </w:r>
     </w:p>
     <w:p>
@@ -824,15 +824,15 @@
         <w:spacing w:after="140"/>
       </w:pPr>
       <w:r>
-        <w:t xml:space="preserve">After you check this box and select “I Agree,” we’ll also send a confirmation email to the address on your account with a copy of this notice and instructions for how to revoke consent later - this is a required second confirmation step under COPPA’s verifiable parental consent rules. Account creation cannot proceed without this step being completed.</w:t>
-      </w:r>
-    </w:p>
-    <w:p>
-      <w:pPr>
-        <w:spacing w:after="140"/>
-      </w:pPr>
-      <w:r>
-        <w:t xml:space="preserve">This consent applies to each child profile you add under your account. If you add a child later, the same confirmation applies to that addition.</w:t>
+        <w:t xml:space="preserve">Checking this box and selecting “I Agree” is what we rely on as your consent record, tied to your own account - modeled on the traditional signed-consent-form approach to verifiable parental consent, rather than requiring a separate follow-up email step. We record the date and time of your first acceptance, which stays visible to you afterward under Setup → Privacy Policy along with the version you accepted. Account creation cannot proceed without this box being checked.</w:t>
+      </w:r>
+    </w:p>
+    <w:p>
+      <w:pPr>
+        <w:spacing w:after="140"/>
+      </w:pPr>
+      <w:r>
+        <w:t xml:space="preserve">This consent applies to each child profile you add under your account. If you add a child later, the same acceptance already on file applies to that addition, unless the notice has materially changed since, in which case you'll be asked to accept the current version first.</w:t>
       </w:r>
     </w:p>
     <w:sectPr>
